--- a/src/week06/Lab6_Inheritance_69.docx
+++ b/src/week06/Lab6_Inheritance_69.docx
@@ -15,8 +15,6 @@
           <w:cs/>
         </w:rPr>
       </w:pPr>
-      <w:bookmarkStart w:id="0" w:name="_GoBack"/>
-      <w:bookmarkEnd w:id="0"/>
       <w:r>
         <w:rPr>
           <w:rFonts w:ascii="TH Sarabun New" w:hAnsi="TH Sarabun New" w:cs="TH Sarabun New"/>
@@ -9749,7 +9747,6 @@
     </w:p>
     <w:p>
       <w:pPr>
-        <w:spacing w:after="0"/>
         <w:rPr>
           <w:rFonts w:ascii="TH Sarabun New" w:hAnsi="TH Sarabun New" w:cs="TH Sarabun New"/>
           <w:color w:val="1F3864" w:themeColor="accent5" w:themeShade="80"/>
@@ -9757,28 +9754,15 @@
           <w:szCs w:val="32"/>
         </w:rPr>
       </w:pPr>
-    </w:p>
-    <w:p>
-      <w:pPr>
-        <w:spacing w:after="0"/>
+      <w:r>
         <w:rPr>
           <w:rFonts w:ascii="TH Sarabun New" w:hAnsi="TH Sarabun New" w:cs="TH Sarabun New"/>
           <w:color w:val="1F3864" w:themeColor="accent5" w:themeShade="80"/>
           <w:sz w:val="32"/>
           <w:szCs w:val="32"/>
         </w:rPr>
-      </w:pPr>
-    </w:p>
-    <w:p>
-      <w:pPr>
-        <w:spacing w:after="0"/>
-        <w:rPr>
-          <w:rFonts w:ascii="TH Sarabun New" w:hAnsi="TH Sarabun New" w:cs="TH Sarabun New"/>
-          <w:color w:val="1F3864" w:themeColor="accent5" w:themeShade="80"/>
-          <w:sz w:val="32"/>
-          <w:szCs w:val="32"/>
-        </w:rPr>
-      </w:pPr>
+        <w:br w:type="page"/>
+      </w:r>
     </w:p>
     <w:p>
       <w:pPr>
@@ -9799,6 +9783,7 @@
           <w:sz w:val="32"/>
           <w:szCs w:val="32"/>
         </w:rPr>
+        <w:lastRenderedPageBreak/>
         <w:t>3</w:t>
       </w:r>
       <w:r>
@@ -9888,7 +9873,6 @@
                 <w:bCs/>
                 <w:color w:val="7F0055"/>
               </w:rPr>
-              <w:lastRenderedPageBreak/>
               <w:t>class</w:t>
             </w:r>
             <w:r>
@@ -12050,6 +12034,7 @@
                 <w:sz w:val="32"/>
                 <w:szCs w:val="32"/>
               </w:rPr>
+              <w:lastRenderedPageBreak/>
               <w:t>Dog</w:t>
             </w:r>
             <w:r>
@@ -12265,7 +12250,6 @@
                 <w:rFonts w:ascii="Courier New" w:hAnsi="Courier New" w:cs="Courier New"/>
                 <w:color w:val="000000"/>
               </w:rPr>
-              <w:lastRenderedPageBreak/>
               <w:t>4 |         </w:t>
             </w:r>
             <w:r>
@@ -12823,7 +12807,6 @@
                 <w:sz w:val="32"/>
                 <w:szCs w:val="32"/>
               </w:rPr>
-              <w:lastRenderedPageBreak/>
               <w:t>MainClass</w:t>
             </w:r>
             <w:r>
@@ -14043,23 +14026,6 @@
           <w:szCs w:val="32"/>
         </w:rPr>
       </w:pPr>
-    </w:p>
-    <w:p>
-      <w:pPr>
-        <w:rPr>
-          <w:rFonts w:ascii="TH Sarabun New" w:hAnsi="TH Sarabun New" w:cs="TH Sarabun New"/>
-          <w:sz w:val="32"/>
-          <w:szCs w:val="32"/>
-        </w:rPr>
-      </w:pPr>
-      <w:r>
-        <w:rPr>
-          <w:rFonts w:ascii="TH Sarabun New" w:hAnsi="TH Sarabun New" w:cs="TH Sarabun New"/>
-          <w:sz w:val="32"/>
-          <w:szCs w:val="32"/>
-        </w:rPr>
-        <w:br w:type="page"/>
-      </w:r>
     </w:p>
     <w:p>
       <w:pPr>
@@ -17332,7 +17298,7 @@
         <w:rFonts w:ascii="TH Sarabun New" w:hAnsi="TH Sarabun New" w:cs="TH Sarabun New"/>
         <w:noProof/>
       </w:rPr>
-      <w:t>1</w:t>
+      <w:t>8</w:t>
     </w:r>
     <w:r>
       <w:rPr>

--- a/src/week06/Lab6_Inheritance_69.docx
+++ b/src/week06/Lab6_Inheritance_69.docx
@@ -63,8 +63,6 @@
         <w:spacing w:after="0"/>
         <w:rPr>
           <w:rFonts w:ascii="TH Sarabun New" w:hAnsi="TH Sarabun New" w:cs="TH Sarabun New"/>
-          <w:b/>
-          <w:bCs/>
           <w:sz w:val="32"/>
           <w:szCs w:val="32"/>
         </w:rPr>
@@ -72,8 +70,6 @@
       <w:r>
         <w:rPr>
           <w:rFonts w:ascii="TH Sarabun New" w:hAnsi="TH Sarabun New" w:cs="TH Sarabun New"/>
-          <w:b/>
-          <w:bCs/>
           <w:sz w:val="32"/>
           <w:szCs w:val="32"/>
         </w:rPr>
@@ -82,8 +78,6 @@
       <w:r>
         <w:rPr>
           <w:rFonts w:ascii="TH Sarabun New" w:hAnsi="TH Sarabun New" w:cs="TH Sarabun New"/>
-          <w:b/>
-          <w:bCs/>
           <w:sz w:val="32"/>
           <w:szCs w:val="32"/>
           <w:cs/>
@@ -93,8 +87,6 @@
       <w:r>
         <w:rPr>
           <w:rFonts w:ascii="TH Sarabun New" w:hAnsi="TH Sarabun New" w:cs="TH Sarabun New"/>
-          <w:b/>
-          <w:bCs/>
           <w:sz w:val="32"/>
           <w:szCs w:val="32"/>
         </w:rPr>
@@ -103,8 +95,6 @@
       <w:r>
         <w:rPr>
           <w:rFonts w:ascii="TH Sarabun New" w:hAnsi="TH Sarabun New" w:cs="TH Sarabun New"/>
-          <w:b/>
-          <w:bCs/>
           <w:sz w:val="32"/>
           <w:szCs w:val="32"/>
           <w:cs/>
@@ -152,8 +142,8 @@
             <v:path o:extrusionok="f" gradientshapeok="t" o:connecttype="rect"/>
             <o:lock v:ext="edit" aspectratio="t"/>
           </v:shapetype>
-          <v:shape id="_x0000_i1025" type="#_x0000_t75" style="width:347.9pt;height:388.8pt">
-            <v:imagedata r:id="rId7" o:title="OOP 1_69 Class Diagrams-w6 p1"/>
+          <v:shape id="_x0000_i1025" type="#_x0000_t75" style="width:348.05pt;height:388.7pt">
+            <v:imagedata r:id="rId8" o:title="OOP 1_69 Class Diagrams-w6 p1"/>
           </v:shape>
         </w:pict>
       </w:r>
@@ -248,6 +238,7 @@
               </w:rPr>
               <w:t xml:space="preserve"> </w:t>
             </w:r>
+            <w:proofErr w:type="spellStart"/>
             <w:r>
               <w:rPr>
                 <w:rStyle w:val="cm-def"/>
@@ -258,6 +249,7 @@
               </w:rPr>
               <w:t>GeometricObject</w:t>
             </w:r>
+            <w:proofErr w:type="spellEnd"/>
             <w:r>
               <w:rPr>
                 <w:rFonts w:ascii="Courier New" w:hAnsi="Courier New" w:cs="Courier New"/>
@@ -425,6 +417,7 @@
               </w:rPr>
               <w:t xml:space="preserve"> </w:t>
             </w:r>
+            <w:proofErr w:type="spellStart"/>
             <w:r>
               <w:rPr>
                 <w:rStyle w:val="cm-type"/>
@@ -435,6 +428,7 @@
               </w:rPr>
               <w:t>boolean</w:t>
             </w:r>
+            <w:proofErr w:type="spellEnd"/>
             <w:r>
               <w:rPr>
                 <w:rFonts w:ascii="Courier New" w:hAnsi="Courier New" w:cs="Courier New"/>
@@ -536,6 +530,7 @@
               </w:rPr>
               <w:t xml:space="preserve"> </w:t>
             </w:r>
+            <w:proofErr w:type="spellStart"/>
             <w:r>
               <w:rPr>
                 <w:rStyle w:val="cm-variable"/>
@@ -546,6 +541,7 @@
               </w:rPr>
               <w:t>GeometricObject</w:t>
             </w:r>
+            <w:proofErr w:type="spellEnd"/>
             <w:r>
               <w:rPr>
                 <w:rFonts w:ascii="Courier New" w:hAnsi="Courier New" w:cs="Courier New"/>
@@ -659,6 +655,7 @@
               </w:rPr>
               <w:t xml:space="preserve"> </w:t>
             </w:r>
+            <w:proofErr w:type="spellStart"/>
             <w:r>
               <w:rPr>
                 <w:rStyle w:val="cm-variable"/>
@@ -669,6 +666,7 @@
               </w:rPr>
               <w:t>GeometricObject</w:t>
             </w:r>
+            <w:proofErr w:type="spellEnd"/>
             <w:r>
               <w:rPr>
                 <w:rFonts w:ascii="Courier New" w:hAnsi="Courier New" w:cs="Courier New"/>
@@ -716,6 +714,7 @@
               </w:rPr>
               <w:t xml:space="preserve">, </w:t>
             </w:r>
+            <w:proofErr w:type="spellStart"/>
             <w:r>
               <w:rPr>
                 <w:rStyle w:val="cm-type"/>
@@ -726,6 +725,7 @@
               </w:rPr>
               <w:t>boolean</w:t>
             </w:r>
+            <w:proofErr w:type="spellEnd"/>
             <w:r>
               <w:rPr>
                 <w:rFonts w:ascii="Courier New" w:hAnsi="Courier New" w:cs="Courier New"/>
@@ -776,6 +776,7 @@
               </w:rPr>
               <w:t xml:space="preserve">        </w:t>
             </w:r>
+            <w:proofErr w:type="spellStart"/>
             <w:r>
               <w:rPr>
                 <w:rStyle w:val="cm-keyword"/>
@@ -805,6 +806,7 @@
               </w:rPr>
               <w:t>color</w:t>
             </w:r>
+            <w:proofErr w:type="spellEnd"/>
             <w:r>
               <w:rPr>
                 <w:rFonts w:ascii="Courier New" w:hAnsi="Courier New" w:cs="Courier New"/>
@@ -874,6 +876,7 @@
               </w:rPr>
               <w:t xml:space="preserve">        </w:t>
             </w:r>
+            <w:proofErr w:type="spellStart"/>
             <w:r>
               <w:rPr>
                 <w:rStyle w:val="cm-keyword"/>
@@ -903,6 +906,7 @@
               </w:rPr>
               <w:t>filled</w:t>
             </w:r>
+            <w:proofErr w:type="spellEnd"/>
             <w:r>
               <w:rPr>
                 <w:rFonts w:ascii="Courier New" w:hAnsi="Courier New" w:cs="Courier New"/>
@@ -1041,6 +1045,7 @@
               </w:rPr>
               <w:t xml:space="preserve"> </w:t>
             </w:r>
+            <w:proofErr w:type="spellStart"/>
             <w:r>
               <w:rPr>
                 <w:rStyle w:val="cm-variable"/>
@@ -1051,6 +1056,7 @@
               </w:rPr>
               <w:t>getColor</w:t>
             </w:r>
+            <w:proofErr w:type="spellEnd"/>
             <w:r>
               <w:rPr>
                 <w:rFonts w:ascii="Courier New" w:hAnsi="Courier New" w:cs="Courier New"/>
@@ -1211,6 +1217,7 @@
               </w:rPr>
               <w:t xml:space="preserve"> </w:t>
             </w:r>
+            <w:proofErr w:type="spellStart"/>
             <w:r>
               <w:rPr>
                 <w:rStyle w:val="cm-variable"/>
@@ -1221,6 +1228,7 @@
               </w:rPr>
               <w:t>setColor</w:t>
             </w:r>
+            <w:proofErr w:type="spellEnd"/>
             <w:r>
               <w:rPr>
                 <w:rFonts w:ascii="Courier New" w:hAnsi="Courier New" w:cs="Courier New"/>
@@ -1290,6 +1298,7 @@
               </w:rPr>
               <w:t xml:space="preserve">        </w:t>
             </w:r>
+            <w:proofErr w:type="spellStart"/>
             <w:r>
               <w:rPr>
                 <w:rStyle w:val="cm-keyword"/>
@@ -1319,6 +1328,7 @@
               </w:rPr>
               <w:t>color</w:t>
             </w:r>
+            <w:proofErr w:type="spellEnd"/>
             <w:r>
               <w:rPr>
                 <w:rFonts w:ascii="Courier New" w:hAnsi="Courier New" w:cs="Courier New"/>
@@ -1438,6 +1448,7 @@
               </w:rPr>
               <w:t xml:space="preserve"> </w:t>
             </w:r>
+            <w:proofErr w:type="spellStart"/>
             <w:r>
               <w:rPr>
                 <w:rStyle w:val="cm-type"/>
@@ -1448,15 +1459,17 @@
               </w:rPr>
               <w:t>boolean</w:t>
             </w:r>
-            <w:r>
-              <w:rPr>
-                <w:rFonts w:ascii="Courier New" w:hAnsi="Courier New" w:cs="Courier New"/>
-                <w:color w:val="000000"/>
-                <w:sz w:val="18"/>
-                <w:szCs w:val="18"/>
-              </w:rPr>
-              <w:t xml:space="preserve"> </w:t>
-            </w:r>
+            <w:proofErr w:type="spellEnd"/>
+            <w:r>
+              <w:rPr>
+                <w:rFonts w:ascii="Courier New" w:hAnsi="Courier New" w:cs="Courier New"/>
+                <w:color w:val="000000"/>
+                <w:sz w:val="18"/>
+                <w:szCs w:val="18"/>
+              </w:rPr>
+              <w:t xml:space="preserve"> </w:t>
+            </w:r>
+            <w:proofErr w:type="spellStart"/>
             <w:r>
               <w:rPr>
                 <w:rStyle w:val="cm-variable"/>
@@ -1467,6 +1480,7 @@
               </w:rPr>
               <w:t>isFilled</w:t>
             </w:r>
+            <w:proofErr w:type="spellEnd"/>
             <w:r>
               <w:rPr>
                 <w:rFonts w:ascii="Courier New" w:hAnsi="Courier New" w:cs="Courier New"/>
@@ -1627,6 +1641,7 @@
               </w:rPr>
               <w:t xml:space="preserve"> </w:t>
             </w:r>
+            <w:proofErr w:type="spellStart"/>
             <w:r>
               <w:rPr>
                 <w:rStyle w:val="cm-variable"/>
@@ -1637,6 +1652,7 @@
               </w:rPr>
               <w:t>setFilled</w:t>
             </w:r>
+            <w:proofErr w:type="spellEnd"/>
             <w:r>
               <w:rPr>
                 <w:rFonts w:ascii="Courier New" w:hAnsi="Courier New" w:cs="Courier New"/>
@@ -1646,6 +1662,7 @@
               </w:rPr>
               <w:t>(</w:t>
             </w:r>
+            <w:proofErr w:type="spellStart"/>
             <w:r>
               <w:rPr>
                 <w:rStyle w:val="cm-type"/>
@@ -1656,6 +1673,7 @@
               </w:rPr>
               <w:t>boolean</w:t>
             </w:r>
+            <w:proofErr w:type="spellEnd"/>
             <w:r>
               <w:rPr>
                 <w:rFonts w:ascii="Courier New" w:hAnsi="Courier New" w:cs="Courier New"/>
@@ -1706,6 +1724,7 @@
               </w:rPr>
               <w:t xml:space="preserve">        </w:t>
             </w:r>
+            <w:proofErr w:type="spellStart"/>
             <w:r>
               <w:rPr>
                 <w:rStyle w:val="cm-keyword"/>
@@ -1735,6 +1754,7 @@
               </w:rPr>
               <w:t>filled</w:t>
             </w:r>
+            <w:proofErr w:type="spellEnd"/>
             <w:r>
               <w:rPr>
                 <w:rFonts w:ascii="Courier New" w:hAnsi="Courier New" w:cs="Courier New"/>
@@ -1892,6 +1912,7 @@
               </w:rPr>
               <w:t xml:space="preserve"> </w:t>
             </w:r>
+            <w:proofErr w:type="spellStart"/>
             <w:r>
               <w:rPr>
                 <w:rStyle w:val="cm-variable"/>
@@ -1902,6 +1923,7 @@
               </w:rPr>
               <w:t>findArea</w:t>
             </w:r>
+            <w:proofErr w:type="spellEnd"/>
             <w:r>
               <w:rPr>
                 <w:rFonts w:ascii="Courier New" w:hAnsi="Courier New" w:cs="Courier New"/>
@@ -1990,6 +2012,7 @@
               </w:rPr>
               <w:t xml:space="preserve"> </w:t>
             </w:r>
+            <w:proofErr w:type="spellStart"/>
             <w:r>
               <w:rPr>
                 <w:rStyle w:val="cm-variable"/>
@@ -2000,6 +2023,7 @@
               </w:rPr>
               <w:t>findPerimeter</w:t>
             </w:r>
+            <w:proofErr w:type="spellEnd"/>
             <w:r>
               <w:rPr>
                 <w:rFonts w:ascii="Courier New" w:hAnsi="Courier New" w:cs="Courier New"/>
@@ -2131,6 +2155,7 @@
               </w:rPr>
               <w:t xml:space="preserve"> </w:t>
             </w:r>
+            <w:proofErr w:type="spellStart"/>
             <w:r>
               <w:rPr>
                 <w:rStyle w:val="cm-variable"/>
@@ -2141,6 +2166,7 @@
               </w:rPr>
               <w:t>GeometricObject</w:t>
             </w:r>
+            <w:proofErr w:type="spellEnd"/>
             <w:r>
               <w:rPr>
                 <w:rFonts w:ascii="Courier New" w:hAnsi="Courier New" w:cs="Courier New"/>
@@ -2902,6 +2928,7 @@
               </w:rPr>
               <w:t xml:space="preserve">, </w:t>
             </w:r>
+            <w:proofErr w:type="spellStart"/>
             <w:r>
               <w:rPr>
                 <w:rStyle w:val="cm-type"/>
@@ -2912,6 +2939,7 @@
               </w:rPr>
               <w:t>boolean</w:t>
             </w:r>
+            <w:proofErr w:type="spellEnd"/>
             <w:r>
               <w:rPr>
                 <w:rFonts w:ascii="Courier New" w:hAnsi="Courier New" w:cs="Courier New"/>
@@ -3041,6 +3069,7 @@
               </w:rPr>
               <w:t xml:space="preserve">        </w:t>
             </w:r>
+            <w:proofErr w:type="spellStart"/>
             <w:r>
               <w:rPr>
                 <w:rStyle w:val="cm-keyword"/>
@@ -3070,6 +3099,7 @@
               </w:rPr>
               <w:t>radius</w:t>
             </w:r>
+            <w:proofErr w:type="spellEnd"/>
             <w:r>
               <w:rPr>
                 <w:rFonts w:ascii="Courier New" w:hAnsi="Courier New" w:cs="Courier New"/>
@@ -3384,6 +3414,7 @@
               </w:rPr>
               <w:t xml:space="preserve"> </w:t>
             </w:r>
+            <w:proofErr w:type="spellStart"/>
             <w:r>
               <w:rPr>
                 <w:rStyle w:val="cm-variable"/>
@@ -3394,6 +3425,7 @@
               </w:rPr>
               <w:t>getRadius</w:t>
             </w:r>
+            <w:proofErr w:type="spellEnd"/>
             <w:r>
               <w:rPr>
                 <w:rFonts w:ascii="Courier New" w:hAnsi="Courier New" w:cs="Courier New"/>
@@ -3689,6 +3721,7 @@
               </w:rPr>
               <w:t xml:space="preserve"> </w:t>
             </w:r>
+            <w:proofErr w:type="spellStart"/>
             <w:r>
               <w:rPr>
                 <w:rStyle w:val="cm-variable"/>
@@ -3699,6 +3732,7 @@
               </w:rPr>
               <w:t>setRadius</w:t>
             </w:r>
+            <w:proofErr w:type="spellEnd"/>
             <w:r>
               <w:rPr>
                 <w:rFonts w:ascii="Courier New" w:hAnsi="Courier New" w:cs="Courier New"/>
@@ -3768,6 +3802,7 @@
               </w:rPr>
               <w:t xml:space="preserve">        </w:t>
             </w:r>
+            <w:proofErr w:type="spellStart"/>
             <w:r>
               <w:rPr>
                 <w:rStyle w:val="cm-keyword"/>
@@ -3797,6 +3832,7 @@
               </w:rPr>
               <w:t>radius</w:t>
             </w:r>
+            <w:proofErr w:type="spellEnd"/>
             <w:r>
               <w:rPr>
                 <w:rFonts w:ascii="Courier New" w:hAnsi="Courier New" w:cs="Courier New"/>
@@ -4008,8 +4044,42 @@
                 <w:sz w:val="18"/>
                 <w:szCs w:val="18"/>
               </w:rPr>
-              <w:t>* Implemention of abstract method in GeometricObject</w:t>
-            </w:r>
+              <w:t xml:space="preserve">* </w:t>
+            </w:r>
+            <w:proofErr w:type="spellStart"/>
+            <w:r>
+              <w:rPr>
+                <w:rStyle w:val="cm-comment"/>
+                <w:rFonts w:ascii="Courier New" w:hAnsi="Courier New" w:cs="Courier New"/>
+                <w:color w:val="3F7F5F"/>
+                <w:sz w:val="18"/>
+                <w:szCs w:val="18"/>
+              </w:rPr>
+              <w:t>Implemention</w:t>
+            </w:r>
+            <w:proofErr w:type="spellEnd"/>
+            <w:r>
+              <w:rPr>
+                <w:rStyle w:val="cm-comment"/>
+                <w:rFonts w:ascii="Courier New" w:hAnsi="Courier New" w:cs="Courier New"/>
+                <w:color w:val="3F7F5F"/>
+                <w:sz w:val="18"/>
+                <w:szCs w:val="18"/>
+              </w:rPr>
+              <w:t xml:space="preserve"> of abstract method in </w:t>
+            </w:r>
+            <w:proofErr w:type="spellStart"/>
+            <w:r>
+              <w:rPr>
+                <w:rStyle w:val="cm-comment"/>
+                <w:rFonts w:ascii="Courier New" w:hAnsi="Courier New" w:cs="Courier New"/>
+                <w:color w:val="3F7F5F"/>
+                <w:sz w:val="18"/>
+                <w:szCs w:val="18"/>
+              </w:rPr>
+              <w:t>GeometricObject</w:t>
+            </w:r>
+            <w:proofErr w:type="spellEnd"/>
           </w:p>
           <w:p>
             <w:pPr>
@@ -4152,6 +4222,7 @@
               </w:rPr>
               <w:t xml:space="preserve"> </w:t>
             </w:r>
+            <w:proofErr w:type="spellStart"/>
             <w:r>
               <w:rPr>
                 <w:rStyle w:val="cm-variable"/>
@@ -4162,6 +4233,7 @@
               </w:rPr>
               <w:t>findArea</w:t>
             </w:r>
+            <w:proofErr w:type="spellEnd"/>
             <w:r>
               <w:rPr>
                 <w:rFonts w:ascii="Courier New" w:hAnsi="Courier New" w:cs="Courier New"/>
@@ -4288,6 +4360,7 @@
               </w:rPr>
               <w:t xml:space="preserve"> </w:t>
             </w:r>
+            <w:proofErr w:type="spellStart"/>
             <w:r>
               <w:rPr>
                 <w:rStyle w:val="cm-variable"/>
@@ -4317,6 +4390,7 @@
               </w:rPr>
               <w:t>PI</w:t>
             </w:r>
+            <w:proofErr w:type="spellEnd"/>
             <w:r>
               <w:rPr>
                 <w:rFonts w:ascii="Courier New" w:hAnsi="Courier New" w:cs="Courier New"/>
@@ -4490,8 +4564,42 @@
                 <w:sz w:val="18"/>
                 <w:szCs w:val="18"/>
               </w:rPr>
-              <w:t>* Implemention of abstract method in GeometricObject</w:t>
-            </w:r>
+              <w:t xml:space="preserve">* </w:t>
+            </w:r>
+            <w:proofErr w:type="spellStart"/>
+            <w:r>
+              <w:rPr>
+                <w:rStyle w:val="cm-comment"/>
+                <w:rFonts w:ascii="Courier New" w:hAnsi="Courier New" w:cs="Courier New"/>
+                <w:color w:val="3F7F5F"/>
+                <w:sz w:val="18"/>
+                <w:szCs w:val="18"/>
+              </w:rPr>
+              <w:t>Implemention</w:t>
+            </w:r>
+            <w:proofErr w:type="spellEnd"/>
+            <w:r>
+              <w:rPr>
+                <w:rStyle w:val="cm-comment"/>
+                <w:rFonts w:ascii="Courier New" w:hAnsi="Courier New" w:cs="Courier New"/>
+                <w:color w:val="3F7F5F"/>
+                <w:sz w:val="18"/>
+                <w:szCs w:val="18"/>
+              </w:rPr>
+              <w:t xml:space="preserve"> of abstract method in </w:t>
+            </w:r>
+            <w:proofErr w:type="spellStart"/>
+            <w:r>
+              <w:rPr>
+                <w:rStyle w:val="cm-comment"/>
+                <w:rFonts w:ascii="Courier New" w:hAnsi="Courier New" w:cs="Courier New"/>
+                <w:color w:val="3F7F5F"/>
+                <w:sz w:val="18"/>
+                <w:szCs w:val="18"/>
+              </w:rPr>
+              <w:t>GeometricObject</w:t>
+            </w:r>
+            <w:proofErr w:type="spellEnd"/>
           </w:p>
           <w:p>
             <w:pPr>
@@ -4634,6 +4742,7 @@
               </w:rPr>
               <w:t xml:space="preserve"> </w:t>
             </w:r>
+            <w:proofErr w:type="spellStart"/>
             <w:r>
               <w:rPr>
                 <w:rStyle w:val="cm-variable"/>
@@ -4644,6 +4753,7 @@
               </w:rPr>
               <w:t>findPerimeter</w:t>
             </w:r>
+            <w:proofErr w:type="spellEnd"/>
             <w:r>
               <w:rPr>
                 <w:rFonts w:ascii="Courier New" w:hAnsi="Courier New" w:cs="Courier New"/>
@@ -4770,6 +4880,7 @@
               </w:rPr>
               <w:t xml:space="preserve"> </w:t>
             </w:r>
+            <w:proofErr w:type="spellStart"/>
             <w:r>
               <w:rPr>
                 <w:rStyle w:val="cm-variable"/>
@@ -4799,6 +4910,7 @@
               </w:rPr>
               <w:t>PI</w:t>
             </w:r>
+            <w:proofErr w:type="spellEnd"/>
             <w:r>
               <w:rPr>
                 <w:rFonts w:ascii="Courier New" w:hAnsi="Courier New" w:cs="Courier New"/>
@@ -5034,6 +5146,7 @@
               </w:rPr>
               <w:t xml:space="preserve"> </w:t>
             </w:r>
+            <w:proofErr w:type="spellStart"/>
             <w:r>
               <w:rPr>
                 <w:rStyle w:val="cm-variable"/>
@@ -5044,6 +5157,7 @@
               </w:rPr>
               <w:t>toString</w:t>
             </w:r>
+            <w:proofErr w:type="spellEnd"/>
             <w:r>
               <w:rPr>
                 <w:rFonts w:ascii="Courier New" w:hAnsi="Courier New" w:cs="Courier New"/>
@@ -5440,7 +5554,27 @@
           <w:sz w:val="32"/>
           <w:szCs w:val="32"/>
         </w:rPr>
-        <w:t xml:space="preserve">Circle(double radius, String color, boolean filled) </w:t>
+        <w:t xml:space="preserve">Circle(double radius, String color, </w:t>
+      </w:r>
+      <w:proofErr w:type="spellStart"/>
+      <w:r>
+        <w:rPr>
+          <w:rFonts w:ascii="TH Sarabun New" w:hAnsi="TH Sarabun New" w:cs="TH Sarabun New"/>
+          <w:color w:val="1F3864" w:themeColor="accent5" w:themeShade="80"/>
+          <w:sz w:val="32"/>
+          <w:szCs w:val="32"/>
+        </w:rPr>
+        <w:t>boolean</w:t>
+      </w:r>
+      <w:proofErr w:type="spellEnd"/>
+      <w:r>
+        <w:rPr>
+          <w:rFonts w:ascii="TH Sarabun New" w:hAnsi="TH Sarabun New" w:cs="TH Sarabun New"/>
+          <w:color w:val="1F3864" w:themeColor="accent5" w:themeShade="80"/>
+          <w:sz w:val="32"/>
+          <w:szCs w:val="32"/>
+        </w:rPr>
+        <w:t xml:space="preserve"> filled) </w:t>
       </w:r>
       <w:r>
         <w:rPr>
@@ -5484,7 +5618,27 @@
           <w:sz w:val="32"/>
           <w:szCs w:val="32"/>
         </w:rPr>
-        <w:t>, String color, boolean filled)</w:t>
+        <w:t xml:space="preserve">, String color, </w:t>
+      </w:r>
+      <w:proofErr w:type="spellStart"/>
+      <w:r>
+        <w:rPr>
+          <w:rFonts w:ascii="TH Sarabun New" w:hAnsi="TH Sarabun New" w:cs="TH Sarabun New"/>
+          <w:color w:val="1F3864" w:themeColor="accent5" w:themeShade="80"/>
+          <w:sz w:val="32"/>
+          <w:szCs w:val="32"/>
+        </w:rPr>
+        <w:t>boolean</w:t>
+      </w:r>
+      <w:proofErr w:type="spellEnd"/>
+      <w:r>
+        <w:rPr>
+          <w:rFonts w:ascii="TH Sarabun New" w:hAnsi="TH Sarabun New" w:cs="TH Sarabun New"/>
+          <w:color w:val="1F3864" w:themeColor="accent5" w:themeShade="80"/>
+          <w:sz w:val="32"/>
+          <w:szCs w:val="32"/>
+        </w:rPr>
+        <w:t xml:space="preserve"> filled)</w:t>
       </w:r>
       <w:r>
         <w:rPr>
@@ -5543,6 +5697,7 @@
         </w:rPr>
         <w:t xml:space="preserve">ของคลาสแม่ </w:t>
       </w:r>
+      <w:proofErr w:type="spellStart"/>
       <w:r>
         <w:rPr>
           <w:rFonts w:ascii="TH Sarabun New" w:hAnsi="TH Sarabun New" w:cs="TH Sarabun New"/>
@@ -5552,6 +5707,7 @@
         </w:rPr>
         <w:t>GeometricObject</w:t>
       </w:r>
+      <w:proofErr w:type="spellEnd"/>
     </w:p>
     <w:p>
       <w:pPr>
@@ -5568,6 +5724,7 @@
           <w:szCs w:val="32"/>
         </w:rPr>
       </w:pPr>
+      <w:proofErr w:type="spellStart"/>
       <w:r>
         <w:rPr>
           <w:rFonts w:ascii="TH Sarabun New" w:hAnsi="TH Sarabun New" w:cs="TH Sarabun New"/>
@@ -5575,7 +5732,37 @@
           <w:sz w:val="32"/>
           <w:szCs w:val="32"/>
         </w:rPr>
-        <w:t xml:space="preserve">GeometricObject(String color, boolean filled) </w:t>
+        <w:t>GeometricObject</w:t>
+      </w:r>
+      <w:proofErr w:type="spellEnd"/>
+      <w:r>
+        <w:rPr>
+          <w:rFonts w:ascii="TH Sarabun New" w:hAnsi="TH Sarabun New" w:cs="TH Sarabun New"/>
+          <w:color w:val="1F3864" w:themeColor="accent5" w:themeShade="80"/>
+          <w:sz w:val="32"/>
+          <w:szCs w:val="32"/>
+        </w:rPr>
+        <w:t xml:space="preserve">(String color, </w:t>
+      </w:r>
+      <w:proofErr w:type="spellStart"/>
+      <w:r>
+        <w:rPr>
+          <w:rFonts w:ascii="TH Sarabun New" w:hAnsi="TH Sarabun New" w:cs="TH Sarabun New"/>
+          <w:color w:val="1F3864" w:themeColor="accent5" w:themeShade="80"/>
+          <w:sz w:val="32"/>
+          <w:szCs w:val="32"/>
+        </w:rPr>
+        <w:t>boolean</w:t>
+      </w:r>
+      <w:proofErr w:type="spellEnd"/>
+      <w:r>
+        <w:rPr>
+          <w:rFonts w:ascii="TH Sarabun New" w:hAnsi="TH Sarabun New" w:cs="TH Sarabun New"/>
+          <w:color w:val="1F3864" w:themeColor="accent5" w:themeShade="80"/>
+          <w:sz w:val="32"/>
+          <w:szCs w:val="32"/>
+        </w:rPr>
+        <w:t xml:space="preserve"> filled) </w:t>
       </w:r>
       <w:r>
         <w:rPr>
@@ -5686,7 +5873,27 @@
           <w:sz w:val="32"/>
           <w:szCs w:val="32"/>
         </w:rPr>
-        <w:t xml:space="preserve">Circle(double radius, String color, boolean filled) </w:t>
+        <w:t xml:space="preserve">Circle(double radius, String color, </w:t>
+      </w:r>
+      <w:proofErr w:type="spellStart"/>
+      <w:r>
+        <w:rPr>
+          <w:rFonts w:ascii="TH Sarabun New" w:hAnsi="TH Sarabun New" w:cs="TH Sarabun New"/>
+          <w:color w:val="1F3864" w:themeColor="accent5" w:themeShade="80"/>
+          <w:sz w:val="32"/>
+          <w:szCs w:val="32"/>
+        </w:rPr>
+        <w:t>boolean</w:t>
+      </w:r>
+      <w:proofErr w:type="spellEnd"/>
+      <w:r>
+        <w:rPr>
+          <w:rFonts w:ascii="TH Sarabun New" w:hAnsi="TH Sarabun New" w:cs="TH Sarabun New"/>
+          <w:color w:val="1F3864" w:themeColor="accent5" w:themeShade="80"/>
+          <w:sz w:val="32"/>
+          <w:szCs w:val="32"/>
+        </w:rPr>
+        <w:t xml:space="preserve"> filled) </w:t>
       </w:r>
       <w:r>
         <w:rPr>
@@ -5928,6 +6135,7 @@
               </w:rPr>
               <w:t xml:space="preserve"> </w:t>
             </w:r>
+            <w:proofErr w:type="spellStart"/>
             <w:r>
               <w:rPr>
                 <w:rStyle w:val="cm-variable"/>
@@ -5936,6 +6144,7 @@
               </w:rPr>
               <w:t>GeometricObject</w:t>
             </w:r>
+            <w:proofErr w:type="spellEnd"/>
             <w:r>
               <w:rPr>
                 <w:rFonts w:ascii="Courier New" w:hAnsi="Courier New" w:cs="Courier New"/>
@@ -6649,6 +6858,7 @@
               </w:rPr>
               <w:t xml:space="preserve">, </w:t>
             </w:r>
+            <w:proofErr w:type="spellStart"/>
             <w:r>
               <w:rPr>
                 <w:rStyle w:val="cm-type"/>
@@ -6657,6 +6867,7 @@
               </w:rPr>
               <w:t>boolean</w:t>
             </w:r>
+            <w:proofErr w:type="spellEnd"/>
             <w:r>
               <w:rPr>
                 <w:rFonts w:ascii="Courier New" w:hAnsi="Courier New" w:cs="Courier New"/>
@@ -6760,6 +6971,7 @@
               </w:rPr>
               <w:t>16|         </w:t>
             </w:r>
+            <w:proofErr w:type="spellStart"/>
             <w:r>
               <w:rPr>
                 <w:rStyle w:val="cm-keyword"/>
@@ -6785,6 +6997,7 @@
               </w:rPr>
               <w:t>width</w:t>
             </w:r>
+            <w:proofErr w:type="spellEnd"/>
             <w:r>
               <w:rPr>
                 <w:rFonts w:ascii="Courier New" w:hAnsi="Courier New" w:cs="Courier New"/>
@@ -6839,6 +7052,7 @@
               </w:rPr>
               <w:t>17|         </w:t>
             </w:r>
+            <w:proofErr w:type="spellStart"/>
             <w:r>
               <w:rPr>
                 <w:rStyle w:val="cm-keyword"/>
@@ -6864,6 +7078,7 @@
               </w:rPr>
               <w:t>height</w:t>
             </w:r>
+            <w:proofErr w:type="spellEnd"/>
             <w:r>
               <w:rPr>
                 <w:rFonts w:ascii="Courier New" w:hAnsi="Courier New" w:cs="Courier New"/>
@@ -6991,6 +7206,7 @@
               </w:rPr>
               <w:t xml:space="preserve"> </w:t>
             </w:r>
+            <w:proofErr w:type="spellStart"/>
             <w:r>
               <w:rPr>
                 <w:rStyle w:val="cm-variable"/>
@@ -6999,6 +7215,7 @@
               </w:rPr>
               <w:t>getWidth</w:t>
             </w:r>
+            <w:proofErr w:type="spellEnd"/>
             <w:r>
               <w:rPr>
                 <w:rFonts w:ascii="Courier New" w:hAnsi="Courier New" w:cs="Courier New"/>
@@ -7145,6 +7362,7 @@
               </w:rPr>
               <w:t xml:space="preserve"> </w:t>
             </w:r>
+            <w:proofErr w:type="spellStart"/>
             <w:r>
               <w:rPr>
                 <w:rStyle w:val="cm-variable"/>
@@ -7153,6 +7371,7 @@
               </w:rPr>
               <w:t>setWidth</w:t>
             </w:r>
+            <w:proofErr w:type="spellEnd"/>
             <w:r>
               <w:rPr>
                 <w:rFonts w:ascii="Courier New" w:hAnsi="Courier New" w:cs="Courier New"/>
@@ -7207,6 +7426,7 @@
               </w:rPr>
               <w:t>25|         </w:t>
             </w:r>
+            <w:proofErr w:type="spellStart"/>
             <w:r>
               <w:rPr>
                 <w:rStyle w:val="cm-keyword"/>
@@ -7232,6 +7452,7 @@
               </w:rPr>
               <w:t>width</w:t>
             </w:r>
+            <w:proofErr w:type="spellEnd"/>
             <w:r>
               <w:rPr>
                 <w:rFonts w:ascii="Courier New" w:hAnsi="Courier New" w:cs="Courier New"/>
@@ -7359,6 +7580,7 @@
               </w:rPr>
               <w:t xml:space="preserve"> </w:t>
             </w:r>
+            <w:proofErr w:type="spellStart"/>
             <w:r>
               <w:rPr>
                 <w:rStyle w:val="cm-variable"/>
@@ -7367,6 +7589,7 @@
               </w:rPr>
               <w:t>getHeight</w:t>
             </w:r>
+            <w:proofErr w:type="spellEnd"/>
             <w:r>
               <w:rPr>
                 <w:rFonts w:ascii="Courier New" w:hAnsi="Courier New" w:cs="Courier New"/>
@@ -7513,6 +7736,7 @@
               </w:rPr>
               <w:t xml:space="preserve"> </w:t>
             </w:r>
+            <w:proofErr w:type="spellStart"/>
             <w:r>
               <w:rPr>
                 <w:rStyle w:val="cm-variable"/>
@@ -7521,6 +7745,7 @@
               </w:rPr>
               <w:t>setHeight</w:t>
             </w:r>
+            <w:proofErr w:type="spellEnd"/>
             <w:r>
               <w:rPr>
                 <w:rFonts w:ascii="Courier New" w:hAnsi="Courier New" w:cs="Courier New"/>
@@ -7575,6 +7800,7 @@
               </w:rPr>
               <w:t>33|         </w:t>
             </w:r>
+            <w:proofErr w:type="spellStart"/>
             <w:r>
               <w:rPr>
                 <w:rStyle w:val="cm-keyword"/>
@@ -7600,6 +7826,7 @@
               </w:rPr>
               <w:t>height</w:t>
             </w:r>
+            <w:proofErr w:type="spellEnd"/>
             <w:r>
               <w:rPr>
                 <w:rFonts w:ascii="Courier New" w:hAnsi="Courier New" w:cs="Courier New"/>
@@ -7727,6 +7954,7 @@
               </w:rPr>
               <w:t xml:space="preserve"> </w:t>
             </w:r>
+            <w:proofErr w:type="spellStart"/>
             <w:r>
               <w:rPr>
                 <w:rStyle w:val="cm-variable"/>
@@ -7735,6 +7963,7 @@
               </w:rPr>
               <w:t>getArea</w:t>
             </w:r>
+            <w:proofErr w:type="spellEnd"/>
             <w:r>
               <w:rPr>
                 <w:rFonts w:ascii="Courier New" w:hAnsi="Courier New" w:cs="Courier New"/>
@@ -7911,6 +8140,7 @@
               </w:rPr>
               <w:t xml:space="preserve"> </w:t>
             </w:r>
+            <w:proofErr w:type="spellStart"/>
             <w:r>
               <w:rPr>
                 <w:rStyle w:val="cm-variable"/>
@@ -7919,6 +8149,7 @@
               </w:rPr>
               <w:t>getPerimeter</w:t>
             </w:r>
+            <w:proofErr w:type="spellEnd"/>
             <w:r>
               <w:rPr>
                 <w:rFonts w:ascii="Courier New" w:hAnsi="Courier New" w:cs="Courier New"/>
@@ -8151,6 +8382,7 @@
               </w:rPr>
               <w:t xml:space="preserve"> </w:t>
             </w:r>
+            <w:proofErr w:type="spellStart"/>
             <w:r>
               <w:rPr>
                 <w:rStyle w:val="cm-variable"/>
@@ -8159,6 +8391,7 @@
               </w:rPr>
               <w:t>findArea</w:t>
             </w:r>
+            <w:proofErr w:type="spellEnd"/>
             <w:r>
               <w:rPr>
                 <w:rFonts w:ascii="Courier New" w:hAnsi="Courier New" w:cs="Courier New"/>
@@ -8200,6 +8433,7 @@
               </w:rPr>
               <w:t xml:space="preserve"> </w:t>
             </w:r>
+            <w:proofErr w:type="spellStart"/>
             <w:r>
               <w:rPr>
                 <w:rStyle w:val="cm-variable"/>
@@ -8208,6 +8442,7 @@
               </w:rPr>
               <w:t>getArea</w:t>
             </w:r>
+            <w:proofErr w:type="spellEnd"/>
             <w:r>
               <w:rPr>
                 <w:rFonts w:ascii="Courier New" w:hAnsi="Courier New" w:cs="Courier New"/>
@@ -8330,6 +8565,7 @@
               </w:rPr>
               <w:t xml:space="preserve"> </w:t>
             </w:r>
+            <w:proofErr w:type="spellStart"/>
             <w:r>
               <w:rPr>
                 <w:rStyle w:val="cm-variable"/>
@@ -8338,6 +8574,7 @@
               </w:rPr>
               <w:t>findPerimeter</w:t>
             </w:r>
+            <w:proofErr w:type="spellEnd"/>
             <w:r>
               <w:rPr>
                 <w:rFonts w:ascii="Courier New" w:hAnsi="Courier New" w:cs="Courier New"/>
@@ -8379,6 +8616,7 @@
               </w:rPr>
               <w:t xml:space="preserve"> </w:t>
             </w:r>
+            <w:proofErr w:type="spellStart"/>
             <w:r>
               <w:rPr>
                 <w:rStyle w:val="cm-variable"/>
@@ -8387,6 +8625,7 @@
               </w:rPr>
               <w:t>getPerimeter</w:t>
             </w:r>
+            <w:proofErr w:type="spellEnd"/>
             <w:r>
               <w:rPr>
                 <w:rFonts w:ascii="Courier New" w:hAnsi="Courier New" w:cs="Courier New"/>
@@ -8447,8 +8686,6 @@
         <w:spacing w:after="0"/>
         <w:rPr>
           <w:rFonts w:ascii="TH Sarabun New" w:hAnsi="TH Sarabun New" w:cs="TH Sarabun New"/>
-          <w:b/>
-          <w:bCs/>
           <w:sz w:val="32"/>
           <w:szCs w:val="32"/>
         </w:rPr>
@@ -8456,8 +8693,6 @@
       <w:r>
         <w:rPr>
           <w:rFonts w:ascii="TH Sarabun New" w:hAnsi="TH Sarabun New" w:cs="TH Sarabun New"/>
-          <w:b/>
-          <w:bCs/>
           <w:sz w:val="32"/>
           <w:szCs w:val="32"/>
         </w:rPr>
@@ -8466,8 +8701,6 @@
       <w:r>
         <w:rPr>
           <w:rFonts w:ascii="TH Sarabun New" w:hAnsi="TH Sarabun New" w:cs="TH Sarabun New"/>
-          <w:b/>
-          <w:bCs/>
           <w:sz w:val="32"/>
           <w:szCs w:val="32"/>
           <w:cs/>
@@ -8797,8 +9030,18 @@
                 <w:color w:val="000000"/>
                 <w:szCs w:val="22"/>
               </w:rPr>
-              <w:t xml:space="preserve"> getRadius</w:t>
-            </w:r>
+              <w:t xml:space="preserve"> </w:t>
+            </w:r>
+            <w:proofErr w:type="spellStart"/>
+            <w:r>
+              <w:rPr>
+                <w:rFonts w:ascii="Courier New" w:hAnsi="Courier New" w:cs="Courier New"/>
+                <w:color w:val="000000"/>
+                <w:szCs w:val="22"/>
+              </w:rPr>
+              <w:t>getRadius</w:t>
+            </w:r>
+            <w:proofErr w:type="spellEnd"/>
             <w:r>
               <w:rPr>
                 <w:rFonts w:ascii="Courier New" w:hAnsi="Courier New" w:cs="Courier New"/>
@@ -8922,8 +9165,18 @@
                 <w:color w:val="000000"/>
                 <w:szCs w:val="22"/>
               </w:rPr>
-              <w:t xml:space="preserve"> findArea</w:t>
-            </w:r>
+              <w:t xml:space="preserve"> </w:t>
+            </w:r>
+            <w:proofErr w:type="spellStart"/>
+            <w:r>
+              <w:rPr>
+                <w:rFonts w:ascii="Courier New" w:hAnsi="Courier New" w:cs="Courier New"/>
+                <w:color w:val="000000"/>
+                <w:szCs w:val="22"/>
+              </w:rPr>
+              <w:t>findArea</w:t>
+            </w:r>
+            <w:proofErr w:type="spellEnd"/>
             <w:r>
               <w:rPr>
                 <w:rFonts w:ascii="Courier New" w:hAnsi="Courier New" w:cs="Courier New"/>
@@ -9769,8 +10022,6 @@
         <w:spacing w:after="0"/>
         <w:rPr>
           <w:rFonts w:ascii="TH Sarabun New" w:hAnsi="TH Sarabun New" w:cs="TH Sarabun New"/>
-          <w:b/>
-          <w:bCs/>
           <w:sz w:val="32"/>
           <w:szCs w:val="32"/>
         </w:rPr>
@@ -9778,8 +10029,6 @@
       <w:r>
         <w:rPr>
           <w:rFonts w:ascii="TH Sarabun New" w:hAnsi="TH Sarabun New" w:cs="TH Sarabun New"/>
-          <w:b/>
-          <w:bCs/>
           <w:sz w:val="32"/>
           <w:szCs w:val="32"/>
         </w:rPr>
@@ -9789,8 +10038,6 @@
       <w:r>
         <w:rPr>
           <w:rFonts w:ascii="TH Sarabun New" w:hAnsi="TH Sarabun New" w:cs="TH Sarabun New"/>
-          <w:b/>
-          <w:bCs/>
           <w:sz w:val="32"/>
           <w:szCs w:val="32"/>
           <w:cs/>
@@ -9963,6 +10210,7 @@
               </w:rPr>
               <w:t xml:space="preserve">      </w:t>
             </w:r>
+            <w:proofErr w:type="spellStart"/>
             <w:r>
               <w:rPr>
                 <w:rStyle w:val="cm-variable"/>
@@ -10001,6 +10249,7 @@
               </w:rPr>
               <w:t>println</w:t>
             </w:r>
+            <w:proofErr w:type="spellEnd"/>
             <w:r>
               <w:rPr>
                 <w:rFonts w:ascii="Courier New" w:hAnsi="Courier New" w:cs="Courier New"/>
@@ -10014,7 +10263,25 @@
                 <w:rFonts w:ascii="Courier New" w:hAnsi="Courier New" w:cs="Courier New"/>
                 <w:color w:val="2A00FF"/>
               </w:rPr>
-              <w:t>"The no-arg constructor of A is invoked"</w:t>
+              <w:t>"The no-</w:t>
+            </w:r>
+            <w:proofErr w:type="spellStart"/>
+            <w:r>
+              <w:rPr>
+                <w:rStyle w:val="cm-string"/>
+                <w:rFonts w:ascii="Courier New" w:hAnsi="Courier New" w:cs="Courier New"/>
+                <w:color w:val="2A00FF"/>
+              </w:rPr>
+              <w:t>arg</w:t>
+            </w:r>
+            <w:proofErr w:type="spellEnd"/>
+            <w:r>
+              <w:rPr>
+                <w:rStyle w:val="cm-string"/>
+                <w:rFonts w:ascii="Courier New" w:hAnsi="Courier New" w:cs="Courier New"/>
+                <w:color w:val="2A00FF"/>
+              </w:rPr>
+              <w:t xml:space="preserve"> constructor of A is invoked"</w:t>
             </w:r>
             <w:r>
               <w:rPr>
@@ -10386,6 +10653,7 @@
               </w:rPr>
               <w:t xml:space="preserve">[] </w:t>
             </w:r>
+            <w:proofErr w:type="spellStart"/>
             <w:r>
               <w:rPr>
                 <w:rStyle w:val="cm-variable"/>
@@ -10394,6 +10662,7 @@
               </w:rPr>
               <w:t>args</w:t>
             </w:r>
+            <w:proofErr w:type="spellEnd"/>
             <w:r>
               <w:rPr>
                 <w:rFonts w:ascii="Courier New" w:hAnsi="Courier New" w:cs="Courier New"/>
@@ -10433,6 +10702,7 @@
               </w:rPr>
               <w:t xml:space="preserve"> </w:t>
             </w:r>
+            <w:proofErr w:type="spellStart"/>
             <w:r>
               <w:rPr>
                 <w:rStyle w:val="cm-variable"/>
@@ -10441,6 +10711,7 @@
               </w:rPr>
               <w:t>b</w:t>
             </w:r>
+            <w:proofErr w:type="spellEnd"/>
             <w:r>
               <w:rPr>
                 <w:rFonts w:ascii="Courier New" w:hAnsi="Courier New" w:cs="Courier New"/>
@@ -10573,7 +10844,25 @@
                 <w:color w:val="1F3864" w:themeColor="accent5" w:themeShade="80"/>
                 <w:szCs w:val="22"/>
               </w:rPr>
-              <w:t>The no-arg constructor of A is invoked</w:t>
+              <w:t>The no-</w:t>
+            </w:r>
+            <w:proofErr w:type="spellStart"/>
+            <w:r>
+              <w:rPr>
+                <w:rFonts w:ascii="Courier New" w:hAnsi="Courier New" w:cs="Courier New"/>
+                <w:color w:val="1F3864" w:themeColor="accent5" w:themeShade="80"/>
+                <w:szCs w:val="22"/>
+              </w:rPr>
+              <w:t>arg</w:t>
+            </w:r>
+            <w:proofErr w:type="spellEnd"/>
+            <w:r>
+              <w:rPr>
+                <w:rFonts w:ascii="Courier New" w:hAnsi="Courier New" w:cs="Courier New"/>
+                <w:color w:val="1F3864" w:themeColor="accent5" w:themeShade="80"/>
+                <w:szCs w:val="22"/>
+              </w:rPr>
+              <w:t xml:space="preserve"> constructor of A is invoked</w:t>
             </w:r>
           </w:p>
         </w:tc>
@@ -10804,6 +11093,7 @@
               </w:rPr>
               <w:t>3 |         </w:t>
             </w:r>
+            <w:proofErr w:type="spellStart"/>
             <w:r>
               <w:rPr>
                 <w:rStyle w:val="cm-variable"/>
@@ -10842,6 +11132,7 @@
               </w:rPr>
               <w:t>println</w:t>
             </w:r>
+            <w:proofErr w:type="spellEnd"/>
             <w:r>
               <w:rPr>
                 <w:rFonts w:ascii="Courier New" w:hAnsi="Courier New" w:cs="Courier New"/>
@@ -10986,6 +11277,7 @@
               </w:rPr>
               <w:t>7 |         </w:t>
             </w:r>
+            <w:proofErr w:type="spellStart"/>
             <w:r>
               <w:rPr>
                 <w:rStyle w:val="cm-variable"/>
@@ -11024,6 +11316,7 @@
               </w:rPr>
               <w:t>println</w:t>
             </w:r>
+            <w:proofErr w:type="spellEnd"/>
             <w:r>
               <w:rPr>
                 <w:rFonts w:ascii="Courier New" w:hAnsi="Courier New" w:cs="Courier New"/>
@@ -11168,6 +11461,7 @@
               </w:rPr>
               <w:t>11|         </w:t>
             </w:r>
+            <w:proofErr w:type="spellStart"/>
             <w:r>
               <w:rPr>
                 <w:rStyle w:val="cm-variable"/>
@@ -11206,6 +11500,7 @@
               </w:rPr>
               <w:t>println</w:t>
             </w:r>
+            <w:proofErr w:type="spellEnd"/>
             <w:r>
               <w:rPr>
                 <w:rFonts w:ascii="Courier New" w:hAnsi="Courier New" w:cs="Courier New"/>
@@ -11506,6 +11801,7 @@
               </w:rPr>
               <w:t>4 |         </w:t>
             </w:r>
+            <w:proofErr w:type="spellStart"/>
             <w:r>
               <w:rPr>
                 <w:rStyle w:val="cm-variable"/>
@@ -11544,6 +11840,7 @@
               </w:rPr>
               <w:t>println</w:t>
             </w:r>
+            <w:proofErr w:type="spellEnd"/>
             <w:r>
               <w:rPr>
                 <w:rFonts w:ascii="Courier New" w:hAnsi="Courier New" w:cs="Courier New"/>
@@ -11713,6 +12010,7 @@
               </w:rPr>
               <w:t>9 |         </w:t>
             </w:r>
+            <w:proofErr w:type="spellStart"/>
             <w:r>
               <w:rPr>
                 <w:rStyle w:val="cm-variable"/>
@@ -11751,6 +12049,7 @@
               </w:rPr>
               <w:t>println</w:t>
             </w:r>
+            <w:proofErr w:type="spellEnd"/>
             <w:r>
               <w:rPr>
                 <w:rFonts w:ascii="Courier New" w:hAnsi="Courier New" w:cs="Courier New"/>
@@ -11920,6 +12219,7 @@
               </w:rPr>
               <w:t>14|         </w:t>
             </w:r>
+            <w:proofErr w:type="spellStart"/>
             <w:r>
               <w:rPr>
                 <w:rStyle w:val="cm-variable"/>
@@ -11958,6 +12258,7 @@
               </w:rPr>
               <w:t>println</w:t>
             </w:r>
+            <w:proofErr w:type="spellEnd"/>
             <w:r>
               <w:rPr>
                 <w:rFonts w:ascii="Courier New" w:hAnsi="Courier New" w:cs="Courier New"/>
@@ -12252,6 +12553,7 @@
               </w:rPr>
               <w:t>4 |         </w:t>
             </w:r>
+            <w:proofErr w:type="spellStart"/>
             <w:r>
               <w:rPr>
                 <w:rStyle w:val="cm-variable"/>
@@ -12290,6 +12592,7 @@
               </w:rPr>
               <w:t>println</w:t>
             </w:r>
+            <w:proofErr w:type="spellEnd"/>
             <w:r>
               <w:rPr>
                 <w:rFonts w:ascii="Courier New" w:hAnsi="Courier New" w:cs="Courier New"/>
@@ -12459,6 +12762,7 @@
               </w:rPr>
               <w:t>9 |         </w:t>
             </w:r>
+            <w:proofErr w:type="spellStart"/>
             <w:r>
               <w:rPr>
                 <w:rStyle w:val="cm-variable"/>
@@ -12497,6 +12801,7 @@
               </w:rPr>
               <w:t>println</w:t>
             </w:r>
+            <w:proofErr w:type="spellEnd"/>
             <w:r>
               <w:rPr>
                 <w:rFonts w:ascii="Courier New" w:hAnsi="Courier New" w:cs="Courier New"/>
@@ -12666,6 +12971,7 @@
               </w:rPr>
               <w:t>14|         </w:t>
             </w:r>
+            <w:proofErr w:type="spellStart"/>
             <w:r>
               <w:rPr>
                 <w:rStyle w:val="cm-variable"/>
@@ -12704,6 +13010,7 @@
               </w:rPr>
               <w:t>println</w:t>
             </w:r>
+            <w:proofErr w:type="spellEnd"/>
             <w:r>
               <w:rPr>
                 <w:rFonts w:ascii="Courier New" w:hAnsi="Courier New" w:cs="Courier New"/>
@@ -12801,6 +13108,7 @@
                 <w:szCs w:val="32"/>
               </w:rPr>
             </w:pPr>
+            <w:proofErr w:type="spellStart"/>
             <w:r>
               <w:rPr>
                 <w:rFonts w:ascii="TH Sarabun New" w:eastAsia="Times New Roman" w:hAnsi="TH Sarabun New" w:cs="TH Sarabun New"/>
@@ -12809,6 +13117,7 @@
               </w:rPr>
               <w:t>MainClass</w:t>
             </w:r>
+            <w:proofErr w:type="spellEnd"/>
             <w:r>
               <w:rPr>
                 <w:rFonts w:ascii="TH Sarabun New" w:eastAsia="Times New Roman" w:hAnsi="TH Sarabun New" w:cs="TH Sarabun New"/>
@@ -12877,6 +13186,7 @@
               </w:rPr>
               <w:t xml:space="preserve"> </w:t>
             </w:r>
+            <w:proofErr w:type="spellStart"/>
             <w:r>
               <w:rPr>
                 <w:rStyle w:val="cm-def"/>
@@ -12885,6 +13195,7 @@
               </w:rPr>
               <w:t>MainClass</w:t>
             </w:r>
+            <w:proofErr w:type="spellEnd"/>
             <w:r>
               <w:rPr>
                 <w:rFonts w:ascii="Courier New" w:hAnsi="Courier New" w:cs="Courier New"/>
@@ -12988,6 +13299,7 @@
               </w:rPr>
               <w:t xml:space="preserve">[] </w:t>
             </w:r>
+            <w:proofErr w:type="spellStart"/>
             <w:r>
               <w:rPr>
                 <w:rStyle w:val="cm-variable"/>
@@ -12996,6 +13308,7 @@
               </w:rPr>
               <w:t>args</w:t>
             </w:r>
+            <w:proofErr w:type="spellEnd"/>
             <w:r>
               <w:rPr>
                 <w:rFonts w:ascii="Courier New" w:hAnsi="Courier New" w:cs="Courier New"/>
@@ -13035,6 +13348,7 @@
               </w:rPr>
               <w:t xml:space="preserve"> </w:t>
             </w:r>
+            <w:proofErr w:type="spellStart"/>
             <w:r>
               <w:rPr>
                 <w:rStyle w:val="cm-variable"/>
@@ -13043,6 +13357,7 @@
               </w:rPr>
               <w:t>animal</w:t>
             </w:r>
+            <w:proofErr w:type="spellEnd"/>
             <w:r>
               <w:rPr>
                 <w:rFonts w:ascii="Courier New" w:hAnsi="Courier New" w:cs="Courier New"/>
@@ -13129,6 +13444,7 @@
               </w:rPr>
               <w:t xml:space="preserve"> </w:t>
             </w:r>
+            <w:proofErr w:type="spellStart"/>
             <w:r>
               <w:rPr>
                 <w:rStyle w:val="cm-variable"/>
@@ -13137,6 +13453,7 @@
               </w:rPr>
               <w:t>bird</w:t>
             </w:r>
+            <w:proofErr w:type="spellEnd"/>
             <w:r>
               <w:rPr>
                 <w:rFonts w:ascii="Courier New" w:hAnsi="Courier New" w:cs="Courier New"/>
@@ -13223,6 +13540,7 @@
               </w:rPr>
               <w:t xml:space="preserve"> </w:t>
             </w:r>
+            <w:proofErr w:type="spellStart"/>
             <w:r>
               <w:rPr>
                 <w:rStyle w:val="cm-variable"/>
@@ -13231,6 +13549,7 @@
               </w:rPr>
               <w:t>dog</w:t>
             </w:r>
+            <w:proofErr w:type="spellEnd"/>
             <w:r>
               <w:rPr>
                 <w:rFonts w:ascii="Courier New" w:hAnsi="Courier New" w:cs="Courier New"/>
@@ -13326,6 +13645,7 @@
               </w:rPr>
               <w:t>7 |         </w:t>
             </w:r>
+            <w:proofErr w:type="spellStart"/>
             <w:r>
               <w:rPr>
                 <w:rStyle w:val="cm-variable"/>
@@ -13364,6 +13684,7 @@
               </w:rPr>
               <w:t>println</w:t>
             </w:r>
+            <w:proofErr w:type="spellEnd"/>
             <w:r>
               <w:rPr>
                 <w:rFonts w:ascii="Courier New" w:hAnsi="Courier New" w:cs="Courier New"/>
@@ -13412,6 +13733,7 @@
               </w:rPr>
               <w:t>9 |         </w:t>
             </w:r>
+            <w:proofErr w:type="spellStart"/>
             <w:r>
               <w:rPr>
                 <w:rStyle w:val="cm-variable"/>
@@ -13435,6 +13757,7 @@
               </w:rPr>
               <w:t>sleep</w:t>
             </w:r>
+            <w:proofErr w:type="spellEnd"/>
             <w:r>
               <w:rPr>
                 <w:rFonts w:ascii="Courier New" w:hAnsi="Courier New" w:cs="Courier New"/>
@@ -13459,6 +13782,7 @@
               </w:rPr>
               <w:t>10|         </w:t>
             </w:r>
+            <w:proofErr w:type="spellStart"/>
             <w:r>
               <w:rPr>
                 <w:rStyle w:val="cm-variable"/>
@@ -13482,6 +13806,7 @@
               </w:rPr>
               <w:t>eat</w:t>
             </w:r>
+            <w:proofErr w:type="spellEnd"/>
             <w:r>
               <w:rPr>
                 <w:rFonts w:ascii="Courier New" w:hAnsi="Courier New" w:cs="Courier New"/>
@@ -13530,6 +13855,7 @@
               </w:rPr>
               <w:t>12|         </w:t>
             </w:r>
+            <w:proofErr w:type="spellStart"/>
             <w:r>
               <w:rPr>
                 <w:rStyle w:val="cm-variable"/>
@@ -13553,6 +13879,7 @@
               </w:rPr>
               <w:t>sleep</w:t>
             </w:r>
+            <w:proofErr w:type="spellEnd"/>
             <w:r>
               <w:rPr>
                 <w:rFonts w:ascii="Courier New" w:hAnsi="Courier New" w:cs="Courier New"/>
@@ -13577,6 +13904,7 @@
               </w:rPr>
               <w:t>13|         </w:t>
             </w:r>
+            <w:proofErr w:type="spellStart"/>
             <w:r>
               <w:rPr>
                 <w:rStyle w:val="cm-variable"/>
@@ -13600,6 +13928,7 @@
               </w:rPr>
               <w:t>eat</w:t>
             </w:r>
+            <w:proofErr w:type="spellEnd"/>
             <w:r>
               <w:rPr>
                 <w:rFonts w:ascii="Courier New" w:hAnsi="Courier New" w:cs="Courier New"/>
@@ -13648,6 +13977,7 @@
               </w:rPr>
               <w:t>15|         </w:t>
             </w:r>
+            <w:proofErr w:type="spellStart"/>
             <w:r>
               <w:rPr>
                 <w:rStyle w:val="cm-variable"/>
@@ -13671,6 +14001,7 @@
               </w:rPr>
               <w:t>sleep</w:t>
             </w:r>
+            <w:proofErr w:type="spellEnd"/>
             <w:r>
               <w:rPr>
                 <w:rFonts w:ascii="Courier New" w:hAnsi="Courier New" w:cs="Courier New"/>
@@ -13695,6 +14026,7 @@
               </w:rPr>
               <w:t>16|         </w:t>
             </w:r>
+            <w:proofErr w:type="spellStart"/>
             <w:r>
               <w:rPr>
                 <w:rStyle w:val="cm-variable"/>
@@ -13718,6 +14050,7 @@
               </w:rPr>
               <w:t>eat</w:t>
             </w:r>
+            <w:proofErr w:type="spellEnd"/>
             <w:r>
               <w:rPr>
                 <w:rFonts w:ascii="Courier New" w:hAnsi="Courier New" w:cs="Courier New"/>
@@ -14032,8 +14365,6 @@
         <w:spacing w:after="0"/>
         <w:rPr>
           <w:rFonts w:ascii="TH Sarabun New" w:hAnsi="TH Sarabun New" w:cs="TH Sarabun New"/>
-          <w:b/>
-          <w:bCs/>
           <w:sz w:val="32"/>
           <w:szCs w:val="32"/>
           <w:rtl/>
@@ -14043,8 +14374,6 @@
       <w:r>
         <w:rPr>
           <w:rFonts w:ascii="TH Sarabun New" w:hAnsi="TH Sarabun New" w:cs="TH Sarabun New"/>
-          <w:b/>
-          <w:bCs/>
           <w:sz w:val="32"/>
           <w:szCs w:val="32"/>
         </w:rPr>
@@ -14054,19 +14383,26 @@
       <w:r>
         <w:rPr>
           <w:rFonts w:ascii="TH Sarabun New" w:hAnsi="TH Sarabun New" w:cs="TH Sarabun New"/>
-          <w:b/>
-          <w:bCs/>
           <w:sz w:val="32"/>
           <w:szCs w:val="32"/>
           <w:cs/>
         </w:rPr>
-        <w:t xml:space="preserve">. จากโปรแกรมด้านล่างต่อไปนี้ ข้อใดคือ </w:t>
+        <w:t>. จากโป</w:t>
+      </w:r>
+      <w:bookmarkStart w:id="0" w:name="_GoBack"/>
+      <w:bookmarkEnd w:id="0"/>
+      <w:r>
+        <w:rPr>
+          <w:rFonts w:ascii="TH Sarabun New" w:hAnsi="TH Sarabun New" w:cs="TH Sarabun New"/>
+          <w:sz w:val="32"/>
+          <w:szCs w:val="32"/>
+          <w:cs/>
+        </w:rPr>
+        <w:t xml:space="preserve">รแกรมด้านล่างต่อไปนี้ ข้อใดคือ </w:t>
       </w:r>
       <w:r>
         <w:rPr>
           <w:rFonts w:ascii="TH Sarabun New" w:hAnsi="TH Sarabun New" w:cs="TH Sarabun New"/>
-          <w:b/>
-          <w:bCs/>
           <w:sz w:val="32"/>
           <w:szCs w:val="32"/>
         </w:rPr>
@@ -14075,8 +14411,6 @@
       <w:r>
         <w:rPr>
           <w:rFonts w:ascii="TH Sarabun New" w:hAnsi="TH Sarabun New" w:cs="TH Sarabun New"/>
-          <w:b/>
-          <w:bCs/>
           <w:sz w:val="32"/>
           <w:szCs w:val="32"/>
           <w:cs/>
@@ -14086,8 +14420,6 @@
       <w:r>
         <w:rPr>
           <w:rFonts w:ascii="TH Sarabun New" w:hAnsi="TH Sarabun New" w:cs="TH Sarabun New"/>
-          <w:b/>
-          <w:bCs/>
           <w:sz w:val="32"/>
           <w:szCs w:val="32"/>
           <w:rtl/>
@@ -14098,8 +14430,6 @@
       <w:r>
         <w:rPr>
           <w:rFonts w:ascii="TH Sarabun New" w:hAnsi="TH Sarabun New" w:cs="TH Sarabun New"/>
-          <w:b/>
-          <w:bCs/>
           <w:sz w:val="32"/>
           <w:szCs w:val="40"/>
           <w:cs/>
@@ -14109,8 +14439,6 @@
       <w:r>
         <w:rPr>
           <w:rFonts w:ascii="TH Sarabun New" w:hAnsi="TH Sarabun New" w:cs="TH Sarabun New"/>
-          <w:b/>
-          <w:bCs/>
           <w:sz w:val="32"/>
           <w:szCs w:val="32"/>
           <w:cs/>
@@ -14176,6 +14504,7 @@
               </w:rPr>
               <w:t xml:space="preserve"> </w:t>
             </w:r>
+            <w:proofErr w:type="spellStart"/>
             <w:r>
               <w:rPr>
                 <w:rStyle w:val="cm-def"/>
@@ -14184,6 +14513,7 @@
               </w:rPr>
               <w:t>SuperClass</w:t>
             </w:r>
+            <w:proofErr w:type="spellEnd"/>
             <w:r>
               <w:rPr>
                 <w:rFonts w:ascii="Courier New" w:hAnsi="Courier New" w:cs="Courier New"/>
@@ -14225,6 +14555,7 @@
               </w:rPr>
               <w:t xml:space="preserve"> </w:t>
             </w:r>
+            <w:proofErr w:type="spellStart"/>
             <w:r>
               <w:rPr>
                 <w:rStyle w:val="cm-type"/>
@@ -14233,13 +14564,15 @@
               </w:rPr>
               <w:t>int</w:t>
             </w:r>
-            <w:r>
-              <w:rPr>
-                <w:rFonts w:ascii="Courier New" w:hAnsi="Courier New" w:cs="Courier New"/>
-                <w:color w:val="000000"/>
-              </w:rPr>
-              <w:t xml:space="preserve"> </w:t>
-            </w:r>
+            <w:proofErr w:type="spellEnd"/>
+            <w:r>
+              <w:rPr>
+                <w:rFonts w:ascii="Courier New" w:hAnsi="Courier New" w:cs="Courier New"/>
+                <w:color w:val="000000"/>
+              </w:rPr>
+              <w:t xml:space="preserve"> </w:t>
+            </w:r>
+            <w:proofErr w:type="spellStart"/>
             <w:r>
               <w:rPr>
                 <w:rStyle w:val="cm-variable"/>
@@ -14248,6 +14581,7 @@
               </w:rPr>
               <w:t>num</w:t>
             </w:r>
+            <w:proofErr w:type="spellEnd"/>
             <w:r>
               <w:rPr>
                 <w:rFonts w:ascii="Courier New" w:hAnsi="Courier New" w:cs="Courier New"/>
@@ -14343,6 +14677,7 @@
               </w:rPr>
               <w:t xml:space="preserve"> </w:t>
             </w:r>
+            <w:proofErr w:type="spellStart"/>
             <w:r>
               <w:rPr>
                 <w:rStyle w:val="cm-type"/>
@@ -14351,13 +14686,15 @@
               </w:rPr>
               <w:t>int</w:t>
             </w:r>
-            <w:r>
-              <w:rPr>
-                <w:rFonts w:ascii="Courier New" w:hAnsi="Courier New" w:cs="Courier New"/>
-                <w:color w:val="000000"/>
-              </w:rPr>
-              <w:t xml:space="preserve"> </w:t>
-            </w:r>
+            <w:proofErr w:type="spellEnd"/>
+            <w:r>
+              <w:rPr>
+                <w:rFonts w:ascii="Courier New" w:hAnsi="Courier New" w:cs="Courier New"/>
+                <w:color w:val="000000"/>
+              </w:rPr>
+              <w:t xml:space="preserve"> </w:t>
+            </w:r>
+            <w:proofErr w:type="spellStart"/>
             <w:r>
               <w:rPr>
                 <w:rStyle w:val="cm-variable"/>
@@ -14366,6 +14703,7 @@
               </w:rPr>
               <w:t>getNumber</w:t>
             </w:r>
+            <w:proofErr w:type="spellEnd"/>
             <w:r>
               <w:rPr>
                 <w:rFonts w:ascii="Courier New" w:hAnsi="Courier New" w:cs="Courier New"/>
@@ -14407,6 +14745,7 @@
               </w:rPr>
               <w:t xml:space="preserve"> </w:t>
             </w:r>
+            <w:proofErr w:type="spellStart"/>
             <w:r>
               <w:rPr>
                 <w:rStyle w:val="cm-variable"/>
@@ -14415,6 +14754,7 @@
               </w:rPr>
               <w:t>num</w:t>
             </w:r>
+            <w:proofErr w:type="spellEnd"/>
             <w:r>
               <w:rPr>
                 <w:rFonts w:ascii="Courier New" w:hAnsi="Courier New" w:cs="Courier New"/>
@@ -14546,6 +14886,7 @@
               </w:rPr>
               <w:t xml:space="preserve"> </w:t>
             </w:r>
+            <w:proofErr w:type="spellStart"/>
             <w:r>
               <w:rPr>
                 <w:rStyle w:val="cm-variable"/>
@@ -14554,6 +14895,7 @@
               </w:rPr>
               <w:t>SuperClass</w:t>
             </w:r>
+            <w:proofErr w:type="spellEnd"/>
             <w:r>
               <w:rPr>
                 <w:rFonts w:ascii="Courier New" w:hAnsi="Courier New" w:cs="Courier New"/>
@@ -14595,6 +14937,7 @@
               </w:rPr>
               <w:t xml:space="preserve"> </w:t>
             </w:r>
+            <w:proofErr w:type="spellStart"/>
             <w:r>
               <w:rPr>
                 <w:rStyle w:val="cm-type"/>
@@ -14603,13 +14946,15 @@
               </w:rPr>
               <w:t>int</w:t>
             </w:r>
-            <w:r>
-              <w:rPr>
-                <w:rFonts w:ascii="Courier New" w:hAnsi="Courier New" w:cs="Courier New"/>
-                <w:color w:val="000000"/>
-              </w:rPr>
-              <w:t xml:space="preserve"> </w:t>
-            </w:r>
+            <w:proofErr w:type="spellEnd"/>
+            <w:r>
+              <w:rPr>
+                <w:rFonts w:ascii="Courier New" w:hAnsi="Courier New" w:cs="Courier New"/>
+                <w:color w:val="000000"/>
+              </w:rPr>
+              <w:t xml:space="preserve"> </w:t>
+            </w:r>
+            <w:proofErr w:type="spellStart"/>
             <w:r>
               <w:rPr>
                 <w:rStyle w:val="cm-variable"/>
@@ -14618,6 +14963,7 @@
               </w:rPr>
               <w:t>num</w:t>
             </w:r>
+            <w:proofErr w:type="spellEnd"/>
             <w:r>
               <w:rPr>
                 <w:rFonts w:ascii="Courier New" w:hAnsi="Courier New" w:cs="Courier New"/>
@@ -14802,6 +15148,7 @@
               </w:rPr>
               <w:t xml:space="preserve">[] </w:t>
             </w:r>
+            <w:proofErr w:type="spellStart"/>
             <w:r>
               <w:rPr>
                 <w:rStyle w:val="cm-variable"/>
@@ -14810,6 +15157,7 @@
               </w:rPr>
               <w:t>args</w:t>
             </w:r>
+            <w:proofErr w:type="spellEnd"/>
             <w:r>
               <w:rPr>
                 <w:rFonts w:ascii="Courier New" w:hAnsi="Courier New" w:cs="Courier New"/>
@@ -14928,6 +15276,7 @@
               </w:rPr>
               <w:t>15|         </w:t>
             </w:r>
+            <w:proofErr w:type="spellStart"/>
             <w:r>
               <w:rPr>
                 <w:rStyle w:val="cm-variable"/>
@@ -14966,6 +15315,7 @@
               </w:rPr>
               <w:t>println</w:t>
             </w:r>
+            <w:proofErr w:type="spellEnd"/>
             <w:r>
               <w:rPr>
                 <w:rFonts w:ascii="Courier New" w:hAnsi="Courier New" w:cs="Courier New"/>
@@ -14973,6 +15323,7 @@
               </w:rPr>
               <w:t>(</w:t>
             </w:r>
+            <w:proofErr w:type="spellStart"/>
             <w:r>
               <w:rPr>
                 <w:rStyle w:val="cm-variable"/>
@@ -14996,6 +15347,7 @@
               </w:rPr>
               <w:t>getNumber</w:t>
             </w:r>
+            <w:proofErr w:type="spellEnd"/>
             <w:r>
               <w:rPr>
                 <w:rFonts w:ascii="Courier New" w:hAnsi="Courier New" w:cs="Courier New"/>
@@ -15240,6 +15592,7 @@
               </w:rPr>
               <w:t xml:space="preserve"> </w:t>
             </w:r>
+            <w:proofErr w:type="spellStart"/>
             <w:r>
               <w:rPr>
                 <w:rStyle w:val="cm-type"/>
@@ -15248,13 +15601,15 @@
               </w:rPr>
               <w:t>int</w:t>
             </w:r>
-            <w:r>
-              <w:rPr>
-                <w:rFonts w:ascii="Courier New" w:hAnsi="Courier New" w:cs="Courier New"/>
-                <w:color w:val="000000"/>
-              </w:rPr>
-              <w:t xml:space="preserve"> </w:t>
-            </w:r>
+            <w:proofErr w:type="spellEnd"/>
+            <w:r>
+              <w:rPr>
+                <w:rFonts w:ascii="Courier New" w:hAnsi="Courier New" w:cs="Courier New"/>
+                <w:color w:val="000000"/>
+              </w:rPr>
+              <w:t xml:space="preserve"> </w:t>
+            </w:r>
+            <w:proofErr w:type="spellStart"/>
             <w:r>
               <w:rPr>
                 <w:rStyle w:val="cm-def"/>
@@ -15263,6 +15618,7 @@
               </w:rPr>
               <w:t>getNumbers</w:t>
             </w:r>
+            <w:proofErr w:type="spellEnd"/>
             <w:r>
               <w:rPr>
                 <w:rFonts w:ascii="Courier New" w:hAnsi="Courier New" w:cs="Courier New"/>
@@ -15488,6 +15844,7 @@
               </w:rPr>
               <w:t xml:space="preserve"> </w:t>
             </w:r>
+            <w:proofErr w:type="spellStart"/>
             <w:r>
               <w:rPr>
                 <w:rStyle w:val="cm-def"/>
@@ -15496,6 +15853,7 @@
               </w:rPr>
               <w:t>getNumber</w:t>
             </w:r>
+            <w:proofErr w:type="spellEnd"/>
             <w:r>
               <w:rPr>
                 <w:rFonts w:ascii="Courier New" w:hAnsi="Courier New" w:cs="Courier New"/>
@@ -15746,6 +16104,7 @@
               </w:rPr>
               <w:t xml:space="preserve"> </w:t>
             </w:r>
+            <w:proofErr w:type="spellStart"/>
             <w:r>
               <w:rPr>
                 <w:rStyle w:val="cm-type"/>
@@ -15754,13 +16113,15 @@
               </w:rPr>
               <w:t>int</w:t>
             </w:r>
-            <w:r>
-              <w:rPr>
-                <w:rFonts w:ascii="Courier New" w:hAnsi="Courier New" w:cs="Courier New"/>
-                <w:color w:val="000000"/>
-              </w:rPr>
-              <w:t xml:space="preserve"> </w:t>
-            </w:r>
+            <w:proofErr w:type="spellEnd"/>
+            <w:r>
+              <w:rPr>
+                <w:rFonts w:ascii="Courier New" w:hAnsi="Courier New" w:cs="Courier New"/>
+                <w:color w:val="000000"/>
+              </w:rPr>
+              <w:t xml:space="preserve"> </w:t>
+            </w:r>
+            <w:proofErr w:type="spellStart"/>
             <w:r>
               <w:rPr>
                 <w:rStyle w:val="cm-def"/>
@@ -15769,6 +16130,7 @@
               </w:rPr>
               <w:t>getNumber</w:t>
             </w:r>
+            <w:proofErr w:type="spellEnd"/>
             <w:r>
               <w:rPr>
                 <w:rFonts w:ascii="Courier New" w:hAnsi="Courier New" w:cs="Courier New"/>
@@ -16023,6 +16385,7 @@
               </w:rPr>
               <w:t xml:space="preserve"> </w:t>
             </w:r>
+            <w:proofErr w:type="spellStart"/>
             <w:r>
               <w:rPr>
                 <w:rStyle w:val="cm-type"/>
@@ -16031,13 +16394,15 @@
               </w:rPr>
               <w:t>int</w:t>
             </w:r>
-            <w:r>
-              <w:rPr>
-                <w:rFonts w:ascii="Courier New" w:hAnsi="Courier New" w:cs="Courier New"/>
-                <w:color w:val="000000"/>
-              </w:rPr>
-              <w:t xml:space="preserve"> </w:t>
-            </w:r>
+            <w:proofErr w:type="spellEnd"/>
+            <w:r>
+              <w:rPr>
+                <w:rFonts w:ascii="Courier New" w:hAnsi="Courier New" w:cs="Courier New"/>
+                <w:color w:val="000000"/>
+              </w:rPr>
+              <w:t xml:space="preserve"> </w:t>
+            </w:r>
+            <w:proofErr w:type="spellStart"/>
             <w:r>
               <w:rPr>
                 <w:rStyle w:val="cm-def"/>
@@ -16046,6 +16411,7 @@
               </w:rPr>
               <w:t>getNumber</w:t>
             </w:r>
+            <w:proofErr w:type="spellEnd"/>
             <w:r>
               <w:rPr>
                 <w:rFonts w:ascii="Courier New" w:hAnsi="Courier New" w:cs="Courier New"/>
@@ -16293,6 +16659,7 @@
               </w:rPr>
               <w:t xml:space="preserve"> </w:t>
             </w:r>
+            <w:proofErr w:type="spellStart"/>
             <w:r>
               <w:rPr>
                 <w:rStyle w:val="cm-type"/>
@@ -16301,13 +16668,15 @@
               </w:rPr>
               <w:t>int</w:t>
             </w:r>
-            <w:r>
-              <w:rPr>
-                <w:rFonts w:ascii="Courier New" w:hAnsi="Courier New" w:cs="Courier New"/>
-                <w:color w:val="000000"/>
-              </w:rPr>
-              <w:t xml:space="preserve"> </w:t>
-            </w:r>
+            <w:proofErr w:type="spellEnd"/>
+            <w:r>
+              <w:rPr>
+                <w:rFonts w:ascii="Courier New" w:hAnsi="Courier New" w:cs="Courier New"/>
+                <w:color w:val="000000"/>
+              </w:rPr>
+              <w:t xml:space="preserve"> </w:t>
+            </w:r>
+            <w:proofErr w:type="spellStart"/>
             <w:r>
               <w:rPr>
                 <w:rStyle w:val="cm-def"/>
@@ -16316,6 +16685,7 @@
               </w:rPr>
               <w:t>getNumber</w:t>
             </w:r>
+            <w:proofErr w:type="spellEnd"/>
             <w:r>
               <w:rPr>
                 <w:rFonts w:ascii="Courier New" w:hAnsi="Courier New" w:cs="Courier New"/>
@@ -16323,6 +16693,7 @@
               </w:rPr>
               <w:t>(</w:t>
             </w:r>
+            <w:proofErr w:type="spellStart"/>
             <w:r>
               <w:rPr>
                 <w:rStyle w:val="cm-type"/>
@@ -16331,13 +16702,15 @@
               </w:rPr>
               <w:t>int</w:t>
             </w:r>
-            <w:r>
-              <w:rPr>
-                <w:rFonts w:ascii="Courier New" w:hAnsi="Courier New" w:cs="Courier New"/>
-                <w:color w:val="000000"/>
-              </w:rPr>
-              <w:t xml:space="preserve"> </w:t>
-            </w:r>
+            <w:proofErr w:type="spellEnd"/>
+            <w:r>
+              <w:rPr>
+                <w:rFonts w:ascii="Courier New" w:hAnsi="Courier New" w:cs="Courier New"/>
+                <w:color w:val="000000"/>
+              </w:rPr>
+              <w:t xml:space="preserve"> </w:t>
+            </w:r>
+            <w:proofErr w:type="spellStart"/>
             <w:r>
               <w:rPr>
                 <w:rStyle w:val="cm-variable"/>
@@ -16346,6 +16719,7 @@
               </w:rPr>
               <w:t>num</w:t>
             </w:r>
+            <w:proofErr w:type="spellEnd"/>
             <w:r>
               <w:rPr>
                 <w:rFonts w:ascii="Courier New" w:hAnsi="Courier New" w:cs="Courier New"/>
@@ -16566,6 +16940,7 @@
                 <w:color w:val="000000"/>
               </w:rPr>
             </w:pPr>
+            <w:proofErr w:type="spellStart"/>
             <w:r>
               <w:rPr>
                 <w:rStyle w:val="cm-type"/>
@@ -16574,13 +16949,15 @@
               </w:rPr>
               <w:t>int</w:t>
             </w:r>
-            <w:r>
-              <w:rPr>
-                <w:rFonts w:ascii="Courier New" w:hAnsi="Courier New" w:cs="Courier New"/>
-                <w:color w:val="000000"/>
-              </w:rPr>
-              <w:t xml:space="preserve"> </w:t>
-            </w:r>
+            <w:proofErr w:type="spellEnd"/>
+            <w:r>
+              <w:rPr>
+                <w:rFonts w:ascii="Courier New" w:hAnsi="Courier New" w:cs="Courier New"/>
+                <w:color w:val="000000"/>
+              </w:rPr>
+              <w:t xml:space="preserve"> </w:t>
+            </w:r>
+            <w:proofErr w:type="spellStart"/>
             <w:r>
               <w:rPr>
                 <w:rStyle w:val="cm-def"/>
@@ -16589,6 +16966,7 @@
               </w:rPr>
               <w:t>getNumber</w:t>
             </w:r>
+            <w:proofErr w:type="spellEnd"/>
             <w:r>
               <w:rPr>
                 <w:rFonts w:ascii="Courier New" w:hAnsi="Courier New" w:cs="Courier New"/>
@@ -16860,6 +17238,7 @@
               </w:rPr>
               <w:t xml:space="preserve"> </w:t>
             </w:r>
+            <w:proofErr w:type="spellStart"/>
             <w:r>
               <w:rPr>
                 <w:rStyle w:val="cm-type"/>
@@ -16868,6 +17247,7 @@
               </w:rPr>
               <w:t>int</w:t>
             </w:r>
+            <w:proofErr w:type="spellEnd"/>
             <w:r>
               <w:rPr>
                 <w:rStyle w:val="cm-type"/>
@@ -16875,7 +17255,27 @@
                 <w:color w:val="0000C0"/>
                 <w:lang w:val="en-US"/>
               </w:rPr>
-              <w:t xml:space="preserve"> getNumber(){</w:t>
+              <w:t xml:space="preserve"> </w:t>
+            </w:r>
+            <w:proofErr w:type="spellStart"/>
+            <w:r>
+              <w:rPr>
+                <w:rStyle w:val="cm-type"/>
+                <w:rFonts w:ascii="Courier New" w:hAnsi="Courier New" w:cs="Courier New"/>
+                <w:color w:val="0000C0"/>
+                <w:lang w:val="en-US"/>
+              </w:rPr>
+              <w:t>getNumber</w:t>
+            </w:r>
+            <w:proofErr w:type="spellEnd"/>
+            <w:r>
+              <w:rPr>
+                <w:rStyle w:val="cm-type"/>
+                <w:rFonts w:ascii="Courier New" w:hAnsi="Courier New" w:cs="Courier New"/>
+                <w:color w:val="0000C0"/>
+                <w:lang w:val="en-US"/>
+              </w:rPr>
+              <w:t>(){</w:t>
             </w:r>
             <w:r>
               <w:rPr>
@@ -17091,8 +17491,6 @@
       <w:pPr>
         <w:rPr>
           <w:rFonts w:ascii="TH Sarabun New" w:hAnsi="TH Sarabun New" w:cs="TH Sarabun New"/>
-          <w:b/>
-          <w:bCs/>
           <w:sz w:val="32"/>
           <w:szCs w:val="32"/>
         </w:rPr>
@@ -17100,8 +17498,6 @@
       <w:r>
         <w:rPr>
           <w:rFonts w:ascii="TH Sarabun New" w:hAnsi="TH Sarabun New" w:cs="TH Sarabun New"/>
-          <w:b/>
-          <w:bCs/>
           <w:sz w:val="32"/>
           <w:szCs w:val="32"/>
         </w:rPr>
@@ -17111,8 +17507,6 @@
       <w:r>
         <w:rPr>
           <w:rFonts w:ascii="TH Sarabun New" w:hAnsi="TH Sarabun New" w:cs="TH Sarabun New"/>
-          <w:b/>
-          <w:bCs/>
           <w:sz w:val="32"/>
           <w:szCs w:val="32"/>
           <w:cs/>
@@ -17122,8 +17516,6 @@
       <w:r>
         <w:rPr>
           <w:rFonts w:ascii="TH Sarabun New" w:hAnsi="TH Sarabun New" w:cs="TH Sarabun New"/>
-          <w:b/>
-          <w:bCs/>
           <w:sz w:val="32"/>
           <w:szCs w:val="32"/>
         </w:rPr>
@@ -17152,7 +17544,7 @@
         </w:rPr>
         <w:pict>
           <v:shape id="_x0000_i1026" type="#_x0000_t75" style="width:509.75pt;height:326pt">
-            <v:imagedata r:id="rId8" o:title="OOP 1_69 Class Diagrams-w6 p6"/>
+            <v:imagedata r:id="rId9" o:title="OOP 1_69 Class Diagrams-w6 p6"/>
           </v:shape>
         </w:pict>
       </w:r>
@@ -17172,8 +17564,6 @@
       <w:pPr>
         <w:rPr>
           <w:rFonts w:ascii="TH Sarabun New" w:hAnsi="TH Sarabun New" w:cs="TH Sarabun New"/>
-          <w:b/>
-          <w:bCs/>
           <w:sz w:val="32"/>
           <w:szCs w:val="32"/>
         </w:rPr>
@@ -17181,8 +17571,6 @@
       <w:r>
         <w:rPr>
           <w:rFonts w:ascii="TH Sarabun New" w:hAnsi="TH Sarabun New" w:cs="TH Sarabun New"/>
-          <w:b/>
-          <w:bCs/>
           <w:sz w:val="32"/>
           <w:szCs w:val="32"/>
         </w:rPr>
@@ -17191,8 +17579,6 @@
       <w:r>
         <w:rPr>
           <w:rFonts w:ascii="TH Sarabun New" w:hAnsi="TH Sarabun New" w:cs="TH Sarabun New"/>
-          <w:b/>
-          <w:bCs/>
           <w:sz w:val="32"/>
           <w:szCs w:val="32"/>
           <w:cs/>
@@ -17202,8 +17588,6 @@
       <w:r>
         <w:rPr>
           <w:rFonts w:ascii="TH Sarabun New" w:hAnsi="TH Sarabun New" w:cs="TH Sarabun New"/>
-          <w:b/>
-          <w:bCs/>
           <w:sz w:val="32"/>
           <w:szCs w:val="32"/>
         </w:rPr>
@@ -17216,17 +17600,17 @@
       </w:pPr>
       <w:r>
         <w:pict>
-          <v:shape id="_x0000_i1027" type="#_x0000_t75" style="width:362.3pt;height:205.65pt">
-            <v:imagedata r:id="rId9" o:title="OOP 1_69 Class Diagrams-w6 p7"/>
+          <v:shape id="_x0000_i1027" type="#_x0000_t75" style="width:362.2pt;height:205.85pt">
+            <v:imagedata r:id="rId10" o:title="OOP 1_69 Class Diagrams-w6 p7"/>
           </v:shape>
         </w:pict>
       </w:r>
     </w:p>
     <w:sectPr>
-      <w:headerReference w:type="default" r:id="rId10"/>
-      <w:footerReference w:type="default" r:id="rId11"/>
-      <w:headerReference w:type="first" r:id="rId12"/>
-      <w:footerReference w:type="first" r:id="rId13"/>
+      <w:headerReference w:type="default" r:id="rId11"/>
+      <w:footerReference w:type="default" r:id="rId12"/>
+      <w:headerReference w:type="first" r:id="rId13"/>
+      <w:footerReference w:type="first" r:id="rId14"/>
       <w:pgSz w:w="11906" w:h="16838" w:code="9"/>
       <w:pgMar w:top="567" w:right="851" w:bottom="567" w:left="851" w:header="720" w:footer="720" w:gutter="0"/>
       <w:cols w:space="720"/>
@@ -17298,7 +17682,7 @@
         <w:rFonts w:ascii="TH Sarabun New" w:hAnsi="TH Sarabun New" w:cs="TH Sarabun New"/>
         <w:noProof/>
       </w:rPr>
-      <w:t>8</w:t>
+      <w:t>7</w:t>
     </w:r>
     <w:r>
       <w:rPr>
@@ -17516,6 +17900,7 @@
             </w:rPr>
             <w:t>-</w:t>
           </w:r>
+          <w:proofErr w:type="spellStart"/>
           <w:r>
             <w:rPr>
               <w:rFonts w:ascii="EucrosiaUPC" w:hAnsi="EucrosiaUPC" w:cs="EucrosiaUPC"/>
@@ -17525,6 +17910,7 @@
             </w:rPr>
             <w:t>นามสกุล</w:t>
           </w:r>
+          <w:proofErr w:type="spellEnd"/>
           <w:r>
             <w:rPr>
               <w:rFonts w:ascii="EucrosiaUPC" w:hAnsi="EucrosiaUPC" w:cs="EucrosiaUPC"/>
@@ -17668,6 +18054,7 @@
             </w:rPr>
             <w:t>-</w:t>
           </w:r>
+          <w:proofErr w:type="spellStart"/>
           <w:r>
             <w:rPr>
               <w:rFonts w:ascii="EucrosiaUPC" w:hAnsi="EucrosiaUPC" w:cs="EucrosiaUPC"/>
@@ -17677,6 +18064,7 @@
             </w:rPr>
             <w:t>นามสกุล</w:t>
           </w:r>
+          <w:proofErr w:type="spellEnd"/>
           <w:r>
             <w:rPr>
               <w:rFonts w:ascii="EucrosiaUPC" w:hAnsi="EucrosiaUPC" w:cs="EucrosiaUPC"/>
@@ -20955,4 +21343,16 @@
     </a:ext>
   </a:extLst>
 </a:theme>
+</file>
+
+<file path=customXml/item1.xml><?xml version="1.0" encoding="utf-8"?>
+<b:Sources xmlns:b="http://schemas.openxmlformats.org/officeDocument/2006/bibliography" xmlns="http://schemas.openxmlformats.org/officeDocument/2006/bibliography" SelectedStyle="\APASixthEditionOfficeOnline.xsl" StyleName="APA" Version="6"/>
+</file>
+
+<file path=customXml/itemProps1.xml><?xml version="1.0" encoding="utf-8"?>
+<ds:datastoreItem xmlns:ds="http://schemas.openxmlformats.org/officeDocument/2006/customXml" ds:itemID="{44D02F68-D3BC-459E-BAD6-7823FE32C274}">
+  <ds:schemaRefs>
+    <ds:schemaRef ds:uri="http://schemas.openxmlformats.org/officeDocument/2006/bibliography"/>
+  </ds:schemaRefs>
+</ds:datastoreItem>
 </file>